--- a/To-do.docx
+++ b/To-do.docx
@@ -11,7 +11,15 @@
         </w:numPr>
       </w:pPr>
       <w:r>
-        <w:t xml:space="preserve">Need to organize the data into filings that are filed in the particular month and filings that are closed. </w:t>
+        <w:t xml:space="preserve">Need to organize the data into filings that are filed in the </w:t>
+      </w:r>
+      <w:proofErr w:type="gramStart"/>
+      <w:r>
+        <w:t>particular month</w:t>
+      </w:r>
+      <w:proofErr w:type="gramEnd"/>
+      <w:r>
+        <w:t xml:space="preserve"> and filings that are closed. </w:t>
       </w:r>
     </w:p>
     <w:p>
@@ -23,7 +31,15 @@
         </w:numPr>
       </w:pPr>
       <w:r>
-        <w:t>Do I want to also include filings that refiled but not yet close</w:t>
+        <w:t xml:space="preserve">Do I want to also include filings that </w:t>
+      </w:r>
+      <w:proofErr w:type="gramStart"/>
+      <w:r>
+        <w:t>refiled</w:t>
+      </w:r>
+      <w:proofErr w:type="gramEnd"/>
+      <w:r>
+        <w:t xml:space="preserve"> but not yet close</w:t>
       </w:r>
       <w:r>
         <w:t>d?</w:t>
@@ -86,7 +102,39 @@
           <w:i/>
           <w:iCs/>
         </w:rPr>
-        <w:t>pulling based on most recently updated. I’m also pulling in filings based on filed date for the week and including all filings types. The additional filing info file has the date submitted which will allow for differentiating whether the filing was opened or closed during the particular pull period</w:t>
+        <w:t xml:space="preserve">pulling based on most recently updated. I’m also pulling in filings based on filed date for the week and including all </w:t>
+      </w:r>
+      <w:proofErr w:type="gramStart"/>
+      <w:r>
+        <w:rPr>
+          <w:i/>
+          <w:iCs/>
+        </w:rPr>
+        <w:t>filings</w:t>
+      </w:r>
+      <w:proofErr w:type="gramEnd"/>
+      <w:r>
+        <w:rPr>
+          <w:i/>
+          <w:iCs/>
+        </w:rPr>
+        <w:t xml:space="preserve"> types. The additional filing info file has the date submitted which will allow for differentiating whether the filing was opened or closed during the </w:t>
+      </w:r>
+      <w:proofErr w:type="gramStart"/>
+      <w:r>
+        <w:rPr>
+          <w:i/>
+          <w:iCs/>
+        </w:rPr>
+        <w:t>particular pull</w:t>
+      </w:r>
+      <w:proofErr w:type="gramEnd"/>
+      <w:r>
+        <w:rPr>
+          <w:i/>
+          <w:iCs/>
+        </w:rPr>
+        <w:t xml:space="preserve"> period</w:t>
       </w:r>
     </w:p>
     <w:p>
@@ -110,7 +158,15 @@
         </w:numPr>
       </w:pPr>
       <w:r>
-        <w:t>How to get a total number for the group level?</w:t>
+        <w:t xml:space="preserve">How </w:t>
+      </w:r>
+      <w:proofErr w:type="gramStart"/>
+      <w:r>
+        <w:t>to</w:t>
+      </w:r>
+      <w:proofErr w:type="gramEnd"/>
+      <w:r>
+        <w:t xml:space="preserve"> get a total number for the group level?</w:t>
       </w:r>
     </w:p>
     <w:p>
@@ -141,6 +197,34 @@
       <w:pPr>
         <w:pStyle w:val="ListParagraph"/>
         <w:numPr>
+          <w:ilvl w:val="3"/>
+          <w:numId w:val="1"/>
+        </w:numPr>
+      </w:pPr>
+      <w:r>
+        <w:t xml:space="preserve">Research the excel add-on to see what’s in it. </w:t>
+      </w:r>
+      <w:proofErr w:type="gramStart"/>
+      <w:r>
+        <w:t>Can</w:t>
+      </w:r>
+      <w:proofErr w:type="gramEnd"/>
+      <w:r>
+        <w:t xml:space="preserve"> learn with work account/</w:t>
+      </w:r>
+      <w:proofErr w:type="spellStart"/>
+      <w:r>
+        <w:t>powerpoints</w:t>
+      </w:r>
+      <w:proofErr w:type="spellEnd"/>
+      <w:r>
+        <w:t xml:space="preserve">. </w:t>
+      </w:r>
+    </w:p>
+    <w:p>
+      <w:pPr>
+        <w:pStyle w:val="ListParagraph"/>
+        <w:numPr>
           <w:ilvl w:val="0"/>
           <w:numId w:val="1"/>
         </w:numPr>
@@ -158,7 +242,15 @@
         </w:numPr>
       </w:pPr>
       <w:r>
-        <w:t>Excel files on SPCapital website</w:t>
+        <w:t xml:space="preserve">Excel files on </w:t>
+      </w:r>
+      <w:proofErr w:type="spellStart"/>
+      <w:r>
+        <w:t>SPCapital</w:t>
+      </w:r>
+      <w:proofErr w:type="spellEnd"/>
+      <w:r>
+        <w:t xml:space="preserve"> website</w:t>
       </w:r>
     </w:p>
     <w:p>
@@ -170,7 +262,15 @@
         </w:numPr>
       </w:pPr>
       <w:r>
-        <w:t>Derive more refined prompts for the API calls in order to get more useful info from the output</w:t>
+        <w:t xml:space="preserve">Derive more refined prompts for the API calls </w:t>
+      </w:r>
+      <w:proofErr w:type="gramStart"/>
+      <w:r>
+        <w:t>in order to</w:t>
+      </w:r>
+      <w:proofErr w:type="gramEnd"/>
+      <w:r>
+        <w:t xml:space="preserve"> get more useful info from the output</w:t>
       </w:r>
     </w:p>
     <w:p>
@@ -181,8 +281,13 @@
           <w:numId w:val="1"/>
         </w:numPr>
       </w:pPr>
-      <w:r>
-        <w:t xml:space="preserve">Probably want prompts for the different types of filings. </w:t>
+      <w:proofErr w:type="gramStart"/>
+      <w:r>
+        <w:t>Probably</w:t>
+      </w:r>
+      <w:proofErr w:type="gramEnd"/>
+      <w:r>
+        <w:t xml:space="preserve"> want prompts for the different types of filings. </w:t>
       </w:r>
     </w:p>
     <w:p>
@@ -254,7 +359,15 @@
         </w:numPr>
       </w:pPr>
       <w:r>
-        <w:t>Add sub TOI to additional filing info file (add to objection file too?)</w:t>
+        <w:t xml:space="preserve">Add </w:t>
+      </w:r>
+      <w:proofErr w:type="gramStart"/>
+      <w:r>
+        <w:t>sub TOI</w:t>
+      </w:r>
+      <w:proofErr w:type="gramEnd"/>
+      <w:r>
+        <w:t xml:space="preserve"> to additional filing info file (add to objection file too?)</w:t>
       </w:r>
     </w:p>
     <w:p>
@@ -320,7 +433,7 @@
         <w:rFonts w:ascii="Wingdings" w:hAnsi="Wingdings" w:hint="default"/>
       </w:rPr>
     </w:lvl>
-    <w:lvl w:ilvl="3" w:tplc="04090001" w:tentative="1">
+    <w:lvl w:ilvl="3" w:tplc="04090001">
       <w:start w:val="1"/>
       <w:numFmt w:val="bullet"/>
       <w:lvlText w:val=""/>
